--- a/assets/input/1896-98/1896-98.docx
+++ b/assets/input/1896-98/1896-98.docx
@@ -3302,7 +3302,7 @@
           <w:szCs w:val="23"/>
           <w:rtl w:val="0"/>
         </w:rPr>
-        <w:t xml:space="preserve">We went down to Placci’s at 11 to hear him play with Buonamici - who, however, did not turn up. So we talked about music and he played from “The Magic Flute”. I asked why one wants a “frame” in time. The field of vision, being limited, naturally suggests a frame, but why time, or breath? [0017] They could not answer, and so, man-wise, they sat on me and said it was a foolish question.I also asked why it was that “ideated movement” in painting is always agreeable while ideated movement in music can sometimes be hideously disagreeable. Is it that what we find disagreeable is only </w:t>
+        <w:t xml:space="preserve">We went down to Placci’s at 11 to hear him play with Buonamici - who, however, did not turn up. So we talked about music and he played from “The Magic Flute”. I asked why one wants a “frame” in time. The field of vision, being limited, naturally suggests a frame, but why time, or breath? [0017] They could not answer, and so, man-wise, they sat on me and said it was a foolish question. I also asked why it was that “ideated movement” in painting is always agreeable while ideated movement in music can sometimes be hideously disagreeable. Is it that what we find disagreeable is only </w:t>
       </w:r>
       <w:r>
         <w:rPr>
@@ -5354,7 +5354,7 @@
           <w:szCs w:val="23"/>
           <w:rtl w:val="0"/>
         </w:rPr>
-        <w:t xml:space="preserve">The Lovetts came to lunch and we took them to look at the Villino Belvedere,which they seemed almost decided to take. At 5 Bernhard and I went to Placci’s. He was laid up motionless with a knee hurt by the bicycle, but his sister played some Mozart duets with Buonamici, and then Buonamici gave us 2 acts of </w:t>
+        <w:t xml:space="preserve">The Lovetts came to lunch and we took them to look at the Villino Belvedere, which they seemed almost decided to take. At 5 Bernhard and I went to Placci’s. He was laid up motionless with a knee hurt by the bicycle, but his sister played some Mozart duets with Buonamici, and then Buonamici gave us 2 acts of </w:t>
       </w:r>
       <w:r>
         <w:rPr>
@@ -10034,7 +10034,7 @@
           <w:szCs w:val="23"/>
           <w:rtl w:val="0"/>
         </w:rPr>
-        <w:t xml:space="preserve">Began a regular life again, music, photographs, printing Bernhard’s manuscript, etc. In the afternoon we went to see the “Eremo della Schifa-nebbia” - an enchanted spot.Bernhard was much taken with the idea of passing as ‘le bel hermitte’ [i.e. ermite]. In the evening we read Keats. </w:t>
+        <w:t xml:space="preserve">Began a regular life again, music, photographs, printing Bernhard’s manuscript, etc. In the afternoon we went to see the “Eremo della Schifa-nebbia” - an enchanted spot. Bernhard was much taken with the idea of passing as ‘le bel hermitte’ [i.e. ermite]. In the evening we read Keats. </w:t>
       </w:r>
     </w:p>
     <w:p>
